--- a/Fonte_Sigilosa/대본/8부/1화_Censura_previa.docx
+++ b/Fonte_Sigilosa/대본/8부/1화_Censura_previa.docx
@@ -7061,7 +7061,7 @@
           <w:rFonts w:ascii="Arial" w:hAnsi="Arial" w:eastAsia="Malgun Gothic"/>
           <w:sz w:val="19"/>
         </w:rPr>
-        <w:t>레지스터 전환: 결정문·헌법 조문 낭독("Determino que… se abstenham de publicar", "É vedada toda e qualquer censura") ↔ 집행관의 공무 격식("Lacro a sala e registro tudo em auto") ↔ 헤드라인("Justiça proíbe agência de publicar dossiê") ↔ 바의 구어("Fiado, Zé?", "Saquei").</w:t>
+        <w:t>레지스터 전환: 결정문·헌법 조문 낭독("Proíbe-se a Agência Lume de publicar…", "É vedada toda e qualquer censura") ↔ 집행관의 공무 격식("Lacro a sala e registro tudo em auto") ↔ 헤드라인("Justiça proíbe agência de publicar dossiê") ↔ 바의 구어("Fiado, Zé?", "Saquei").</w:t>
       </w:r>
     </w:p>
     <w:sectPr>
